--- a/course_development/active_inference_family/04_screens_toys_tools/06_learning/output/lab-protocols/06_learning-lab.docx
+++ b/course_development/active_inference_family/04_screens_toys_tools/06_learning/output/lab-protocols/06_learning-lab.docx
@@ -4,32 +4,82 @@
   <w:body>
     <w:p>
       <w:r>
-        <w:t>Lab: Exploring Learning</w:t>
+        <w:t>Lab: The Broken Maze</w:t>
       </w:r>
     </w:p>
     <w:p>
       <w:r>
-        <w:t>Objective</w:t>
+        <w:t>Goal</w:t>
       </w:r>
     </w:p>
     <w:p>
       <w:r>
-        <w:t>Design and simulate a simple agent that demonstrates the principles of Learning .</w:t>
+        <w:t>To fix a broken set of instructions (Debug).</w:t>
       </w:r>
     </w:p>
     <w:p>
       <w:r>
-        <w:t>Prerequisites</w:t>
+        <w:t>What You Need</w:t>
       </w:r>
     </w:p>
     <w:p>
       <w:r>
-        <w:t>Basic understanding of Python or a relevant simulation tool.  Familiarity with the formal definition of Learning.   Steps</w:t>
+        <w:t>Paper and pencil.  A simple maze drawn on paper.   Steps</w:t>
       </w:r>
     </w:p>
     <w:p>
       <w:r>
-        <w:t>Define the Environment : Create a simple grid world or state space relevant to Family.  Define the Agent : Specify the agent's generative model, focusing on Learning.  Simulation : Run the agent for 100 timesteps.  Perturbation : Introduce a specific challenge to Learning (e.g., increased noise, occlusion).  Analysis : Plot the Free Energy over time. Does the agent successfully adapt?   Discussion Requirements</w:t>
+        <w:t>1. Write the Code</w:t>
+      </w:r>
+    </w:p>
+    <w:p>
+      <w:r>
+        <w:t>Write instructions to get through the maze.</w:t>
+      </w:r>
+    </w:p>
+    <w:p>
+      <w:r>
+        <w:t>"Forward 2."  "Turn Right."  "Forward 1."   2. Insert a Bug</w:t>
+      </w:r>
+    </w:p>
+    <w:p>
+      <w:r>
+        <w:t>Purposefully change one instruction to be WRONG.</w:t>
+        <w:br/>
+        <w:t>Change "Turn Right" to "Turn Left."</w:t>
+      </w:r>
+    </w:p>
+    <w:p>
+      <w:r>
+        <w:t>3. Run the Code (Debug)</w:t>
+      </w:r>
+    </w:p>
+    <w:p>
+      <w:r>
+        <w:t>Give the instructions to a friend.</w:t>
+        <w:br/>
+        <w:t>Watch them hit a wall.</w:t>
+        <w:br/>
+        <w:t>"Error! Wall detected!"</w:t>
+        <w:br/>
+        <w:t>NOW... find the line of code that caused the crash.</w:t>
+        <w:br/>
+        <w:t>Fix it.</w:t>
+      </w:r>
+    </w:p>
+    <w:p>
+      <w:r>
+        <w:t>Discussion</w:t>
+      </w:r>
+    </w:p>
+    <w:p>
+      <w:r>
+        <w:t>Was it easy to spot the bug?  Sometimes bugs are hidden deep in the code.  Programmers spend more time debugging than writing new code!   What We Learned</w:t>
+      </w:r>
+    </w:p>
+    <w:p>
+      <w:r>
+        <w:t>Debugging is a superpower.</w:t>
       </w:r>
     </w:p>
     <w:sectPr>
